--- a/Mechanical_design/HW4/Gearmotor_selection.docx
+++ b/Mechanical_design/HW4/Gearmotor_selection.docx
@@ -340,16 +340,37 @@
     <w:p>
       <w:pPr>
         <w:rPr>
+          <w:rFonts w:ascii="Times New Roman" w:hAnsi="Times New Roman" w:cs="Times New Roman" w:hint="eastAsia"/>
+          <w:lang w:val="en-US"/>
+        </w:rPr>
+      </w:pPr>
+      <w:r>
+        <w:rPr>
           <w:rFonts w:ascii="Times New Roman" w:hAnsi="Times New Roman" w:cs="Times New Roman"/>
           <w:lang w:val="en-US"/>
         </w:rPr>
-      </w:pPr>
+        <w:t xml:space="preserve">Gear ratio: </w:t>
+      </w:r>
+      <w:r>
+        <w:rPr>
+          <w:rFonts w:ascii="Times New Roman" w:hAnsi="Times New Roman" w:cs="Times New Roman" w:hint="eastAsia"/>
+          <w:lang w:val="en-US"/>
+        </w:rPr>
+        <w:t>144</w:t>
+      </w:r>
       <w:r>
         <w:rPr>
           <w:rFonts w:ascii="Times New Roman" w:hAnsi="Times New Roman" w:cs="Times New Roman"/>
           <w:lang w:val="en-US"/>
         </w:rPr>
-        <w:t>Gear ratio: 100:1</w:t>
+        <w:t>:</w:t>
+      </w:r>
+      <w:r>
+        <w:rPr>
+          <w:rFonts w:ascii="Times New Roman" w:hAnsi="Times New Roman" w:cs="Times New Roman" w:hint="eastAsia"/>
+          <w:lang w:val="en-US"/>
+        </w:rPr>
+        <w:t>20 = 7.2:1</w:t>
       </w:r>
     </w:p>
     <w:p>
@@ -623,7 +644,7 @@
                 <w:rFonts w:ascii="Cambria Math" w:hAnsi="Cambria Math" w:cs="Times New Roman"/>
                 <w:lang w:val="en-US"/>
               </w:rPr>
-              <m:t>100</m:t>
+              <m:t>7.2</m:t>
             </m:r>
           </m:den>
         </m:f>
@@ -632,57 +653,30 @@
             <w:rFonts w:ascii="Cambria Math" w:hAnsi="Cambria Math" w:cs="Times New Roman"/>
             <w:lang w:val="en-US"/>
           </w:rPr>
-          <m:t>=330.9157 Nm</m:t>
+          <m:t>=</m:t>
+        </m:r>
+        <m:r>
+          <w:rPr>
+            <w:rFonts w:ascii="Cambria Math" w:hAnsi="Cambria Math" w:cs="Times New Roman"/>
+            <w:lang w:val="en-US"/>
+          </w:rPr>
+          <m:t>4596.05</m:t>
+        </m:r>
+        <m:r>
+          <w:rPr>
+            <w:rFonts w:ascii="Cambria Math" w:hAnsi="Cambria Math" w:cs="Times New Roman"/>
+            <w:lang w:val="en-US"/>
+          </w:rPr>
+          <m:t xml:space="preserve"> Nm</m:t>
         </m:r>
       </m:oMath>
     </w:p>
     <w:p>
       <w:pPr>
         <w:rPr>
-          <w:rFonts w:hint="eastAsia"/>
           <w:lang w:val="en-US"/>
         </w:rPr>
       </w:pPr>
-      <w:r>
-        <w:rPr>
-          <w:lang w:val="en-US"/>
-        </w:rPr>
-        <w:drawing>
-          <wp:inline distT="0" distB="0" distL="0" distR="0" wp14:anchorId="483A68CC" wp14:editId="03D89109">
-            <wp:extent cx="5943600" cy="1488440"/>
-            <wp:effectExtent l="0" t="0" r="0" b="0"/>
-            <wp:docPr id="1453291409" name="Picture 1"/>
-            <wp:cNvGraphicFramePr>
-              <a:graphicFrameLocks xmlns:a="http://schemas.openxmlformats.org/drawingml/2006/main" noChangeAspect="1"/>
-            </wp:cNvGraphicFramePr>
-            <a:graphic xmlns:a="http://schemas.openxmlformats.org/drawingml/2006/main">
-              <a:graphicData uri="http://schemas.openxmlformats.org/drawingml/2006/picture">
-                <pic:pic xmlns:pic="http://schemas.openxmlformats.org/drawingml/2006/picture">
-                  <pic:nvPicPr>
-                    <pic:cNvPr id="1453291409" name=""/>
-                    <pic:cNvPicPr/>
-                  </pic:nvPicPr>
-                  <pic:blipFill>
-                    <a:blip r:embed="rId4"/>
-                    <a:stretch>
-                      <a:fillRect/>
-                    </a:stretch>
-                  </pic:blipFill>
-                  <pic:spPr>
-                    <a:xfrm>
-                      <a:off x="0" y="0"/>
-                      <a:ext cx="5943600" cy="1488440"/>
-                    </a:xfrm>
-                    <a:prstGeom prst="rect">
-                      <a:avLst/>
-                    </a:prstGeom>
-                  </pic:spPr>
-                </pic:pic>
-              </a:graphicData>
-            </a:graphic>
-          </wp:inline>
-        </w:drawing>
-      </w:r>
     </w:p>
     <w:sectPr>
       <w:pgSz w:w="12240" w:h="15840"/>
@@ -703,7 +697,7 @@
         <w:kern w:val="2"/>
         <w:sz w:val="24"/>
         <w:szCs w:val="24"/>
-        <w:lang w:val="en-CN" w:eastAsia="zh-CN" w:bidi="ar-SA"/>
+        <w:lang w:eastAsia="zh-CN" w:bidi="ar-SA"/>
         <w14:ligatures w14:val="standardContextual"/>
       </w:rPr>
     </w:rPrDefault>

--- a/Mechanical_design/HW4/Gearmotor_selection.docx
+++ b/Mechanical_design/HW4/Gearmotor_selection.docx
@@ -340,7 +340,7 @@
     <w:p>
       <w:pPr>
         <w:rPr>
-          <w:rFonts w:ascii="Times New Roman" w:hAnsi="Times New Roman" w:cs="Times New Roman" w:hint="eastAsia"/>
+          <w:rFonts w:ascii="Times New Roman" w:hAnsi="Times New Roman" w:cs="Times New Roman"/>
           <w:lang w:val="en-US"/>
         </w:rPr>
       </w:pPr>
@@ -349,7 +349,28 @@
           <w:rFonts w:ascii="Times New Roman" w:hAnsi="Times New Roman" w:cs="Times New Roman"/>
           <w:lang w:val="en-US"/>
         </w:rPr>
-        <w:t xml:space="preserve">Gear ratio: </w:t>
+        <w:t>E</w:t>
+      </w:r>
+      <w:r>
+        <w:rPr>
+          <w:rFonts w:ascii="Times New Roman" w:hAnsi="Times New Roman" w:cs="Times New Roman" w:hint="eastAsia"/>
+          <w:lang w:val="en-US"/>
+        </w:rPr>
+        <w:t>xternal</w:t>
+      </w:r>
+      <w:r>
+        <w:rPr>
+          <w:rFonts w:ascii="Times New Roman" w:hAnsi="Times New Roman" w:cs="Times New Roman"/>
+          <w:lang w:val="en-US"/>
+        </w:rPr>
+        <w:t xml:space="preserve"> gear ratio</w:t>
+      </w:r>
+      <w:r>
+        <w:rPr>
+          <w:rFonts w:ascii="Times New Roman" w:hAnsi="Times New Roman" w:cs="Times New Roman"/>
+          <w:lang w:val="en-US"/>
+        </w:rPr>
+        <w:t xml:space="preserve">: </w:t>
       </w:r>
       <w:r>
         <w:rPr>
@@ -372,6 +393,75 @@
         </w:rPr>
         <w:t>20 = 7.2:1</w:t>
       </w:r>
+    </w:p>
+    <w:p>
+      <w:pPr>
+        <w:rPr>
+          <w:rFonts w:ascii="Times New Roman" w:hAnsi="Times New Roman" w:cs="Times New Roman"/>
+          <w:lang w:val="en-US"/>
+        </w:rPr>
+      </w:pPr>
+      <w:proofErr w:type="gramStart"/>
+      <w:r>
+        <w:rPr>
+          <w:rFonts w:ascii="Times New Roman" w:hAnsi="Times New Roman" w:cs="Times New Roman"/>
+          <w:lang w:val="en-US"/>
+        </w:rPr>
+        <w:t>So</w:t>
+      </w:r>
+      <w:proofErr w:type="gramEnd"/>
+      <w:r>
+        <w:rPr>
+          <w:rFonts w:ascii="Times New Roman" w:hAnsi="Times New Roman" w:cs="Times New Roman"/>
+          <w:lang w:val="en-US"/>
+        </w:rPr>
+        <w:t xml:space="preserve"> gear ratio in gear unit is </w:t>
+      </w:r>
+      <m:oMath>
+        <m:r>
+          <w:rPr>
+            <w:rFonts w:ascii="Cambria Math" w:hAnsi="Cambria Math" w:cs="Times New Roman"/>
+            <w:lang w:val="en-US"/>
+          </w:rPr>
+          <m:t>≈</m:t>
+        </m:r>
+        <m:f>
+          <m:fPr>
+            <m:ctrlPr>
+              <w:rPr>
+                <w:rFonts w:ascii="Cambria Math" w:hAnsi="Cambria Math" w:cs="Times New Roman"/>
+                <w:i/>
+                <w:lang w:val="en-US"/>
+              </w:rPr>
+            </m:ctrlPr>
+          </m:fPr>
+          <m:num>
+            <m:r>
+              <w:rPr>
+                <w:rFonts w:ascii="Cambria Math" w:hAnsi="Cambria Math" w:cs="Times New Roman"/>
+                <w:lang w:val="en-US"/>
+              </w:rPr>
+              <m:t>100</m:t>
+            </m:r>
+          </m:num>
+          <m:den>
+            <m:r>
+              <w:rPr>
+                <w:rFonts w:ascii="Cambria Math" w:hAnsi="Cambria Math" w:cs="Times New Roman"/>
+                <w:lang w:val="en-US"/>
+              </w:rPr>
+              <m:t>7.2</m:t>
+            </m:r>
+          </m:den>
+        </m:f>
+        <m:r>
+          <w:rPr>
+            <w:rFonts w:ascii="Cambria Math" w:hAnsi="Cambria Math" w:cs="Times New Roman"/>
+            <w:lang w:val="en-US"/>
+          </w:rPr>
+          <m:t>=13.89</m:t>
+        </m:r>
+      </m:oMath>
     </w:p>
     <w:p>
       <w:pPr>
@@ -644,7 +734,7 @@
                 <w:rFonts w:ascii="Cambria Math" w:hAnsi="Cambria Math" w:cs="Times New Roman"/>
                 <w:lang w:val="en-US"/>
               </w:rPr>
-              <m:t>7.2</m:t>
+              <m:t>100</m:t>
             </m:r>
           </m:den>
         </m:f>
@@ -660,7 +750,7 @@
             <w:rFonts w:ascii="Cambria Math" w:hAnsi="Cambria Math" w:cs="Times New Roman"/>
             <w:lang w:val="en-US"/>
           </w:rPr>
-          <m:t>4596.05</m:t>
+          <m:t>330.92</m:t>
         </m:r>
         <m:r>
           <w:rPr>
@@ -674,9 +764,101 @@
     <w:p>
       <w:pPr>
         <w:rPr>
+          <w:rFonts w:ascii="Times New Roman" w:hAnsi="Times New Roman" w:cs="Times New Roman"/>
           <w:lang w:val="en-US"/>
         </w:rPr>
       </w:pPr>
+      <w:r>
+        <w:rPr>
+          <w:rFonts w:ascii="Times New Roman" w:hAnsi="Times New Roman" w:cs="Times New Roman"/>
+          <w:lang w:val="en-US"/>
+        </w:rPr>
+        <w:t xml:space="preserve">Operation torque from gear unit: </w:t>
+      </w:r>
+      <m:oMath>
+        <m:r>
+          <w:rPr>
+            <w:rFonts w:ascii="Cambria Math" w:hAnsi="Cambria Math" w:cs="Times New Roman"/>
+            <w:lang w:val="en-US"/>
+          </w:rPr>
+          <m:t>330.92×13.89=4596.1 Nm</m:t>
+        </m:r>
+      </m:oMath>
+    </w:p>
+    <w:p>
+      <w:pPr>
+        <w:rPr>
+          <w:rFonts w:ascii="Times New Roman" w:hAnsi="Times New Roman" w:cs="Times New Roman" w:hint="eastAsia"/>
+          <w:lang w:val="en-US"/>
+        </w:rPr>
+      </w:pPr>
+      <w:r>
+        <w:rPr>
+          <w:rFonts w:ascii="Times New Roman" w:hAnsi="Times New Roman" w:cs="Times New Roman"/>
+          <w:lang w:val="en-US"/>
+        </w:rPr>
+        <w:t xml:space="preserve">Power of motor: </w:t>
+      </w:r>
+      <m:oMath>
+        <m:r>
+          <w:rPr>
+            <w:rFonts w:ascii="Cambria Math" w:hAnsi="Cambria Math" w:cs="Times New Roman"/>
+            <w:lang w:val="en-US"/>
+          </w:rPr>
+          <m:t>P=T×ω≈52Kw</m:t>
+        </m:r>
+      </m:oMath>
+    </w:p>
+    <w:p>
+      <w:pPr>
+        <w:tabs>
+          <w:tab w:val="left" w:pos="3648"/>
+        </w:tabs>
+        <w:rPr>
+          <w:lang w:val="en-US"/>
+        </w:rPr>
+      </w:pPr>
+      <w:r>
+        <w:rPr>
+          <w:noProof/>
+          <w:lang w:val="en-US"/>
+        </w:rPr>
+        <w:drawing>
+          <wp:inline distT="0" distB="0" distL="0" distR="0" wp14:anchorId="1B94986B" wp14:editId="5E35CBF4">
+            <wp:extent cx="5943600" cy="980440"/>
+            <wp:effectExtent l="0" t="0" r="0" b="0"/>
+            <wp:docPr id="1881819157" name="Picture 1"/>
+            <wp:cNvGraphicFramePr>
+              <a:graphicFrameLocks xmlns:a="http://schemas.openxmlformats.org/drawingml/2006/main" noChangeAspect="1"/>
+            </wp:cNvGraphicFramePr>
+            <a:graphic xmlns:a="http://schemas.openxmlformats.org/drawingml/2006/main">
+              <a:graphicData uri="http://schemas.openxmlformats.org/drawingml/2006/picture">
+                <pic:pic xmlns:pic="http://schemas.openxmlformats.org/drawingml/2006/picture">
+                  <pic:nvPicPr>
+                    <pic:cNvPr id="1881819157" name=""/>
+                    <pic:cNvPicPr/>
+                  </pic:nvPicPr>
+                  <pic:blipFill>
+                    <a:blip r:embed="rId4"/>
+                    <a:stretch>
+                      <a:fillRect/>
+                    </a:stretch>
+                  </pic:blipFill>
+                  <pic:spPr>
+                    <a:xfrm>
+                      <a:off x="0" y="0"/>
+                      <a:ext cx="5943600" cy="980440"/>
+                    </a:xfrm>
+                    <a:prstGeom prst="rect">
+                      <a:avLst/>
+                    </a:prstGeom>
+                  </pic:spPr>
+                </pic:pic>
+              </a:graphicData>
+            </a:graphic>
+          </wp:inline>
+        </w:drawing>
+      </w:r>
     </w:p>
     <w:sectPr>
       <w:pgSz w:w="12240" w:h="15840"/>
@@ -697,7 +879,7 @@
         <w:kern w:val="2"/>
         <w:sz w:val="24"/>
         <w:szCs w:val="24"/>
-        <w:lang w:eastAsia="zh-CN" w:bidi="ar-SA"/>
+        <w:lang w:val="en-CN" w:eastAsia="zh-CN" w:bidi="ar-SA"/>
         <w14:ligatures w14:val="standardContextual"/>
       </w:rPr>
     </w:rPrDefault>
